--- a/Screenshots.docx
+++ b/Screenshots.docx
@@ -2,20 +2,367 @@
 <file path=word/document.xml><?xml version="1.0" encoding="utf-8"?>
 <w:document xmlns:wpc="http://schemas.microsoft.com/office/word/2010/wordprocessingCanvas" xmlns:cx="http://schemas.microsoft.com/office/drawing/2014/chartex" xmlns:cx1="http://schemas.microsoft.com/office/drawing/2015/9/8/chartex" xmlns:cx2="http://schemas.microsoft.com/office/drawing/2015/10/21/chartex" xmlns:cx3="http://schemas.microsoft.com/office/drawing/2016/5/9/chartex" xmlns:cx4="http://schemas.microsoft.com/office/drawing/2016/5/10/chartex" xmlns:cx5="http://schemas.microsoft.com/office/drawing/2016/5/11/chartex" xmlns:cx6="http://schemas.microsoft.com/office/drawing/2016/5/12/chartex" xmlns:cx7="http://schemas.microsoft.com/office/drawing/2016/5/13/chartex" xmlns:cx8="http://schemas.microsoft.com/office/drawing/2016/5/14/chartex" xmlns:mc="http://schemas.openxmlformats.org/markup-compatibility/2006" xmlns:aink="http://schemas.microsoft.com/office/drawing/2016/ink" xmlns:am3d="http://schemas.microsoft.com/office/drawing/2017/model3d" xmlns:o="urn:schemas-microsoft-com:office:office" xmlns:oel="http://schemas.microsoft.com/office/2019/extlst" xmlns:r="http://schemas.openxmlformats.org/officeDocument/2006/relationships" xmlns:m="http://schemas.openxmlformats.org/officeDocument/2006/math" xmlns:v="urn:schemas-microsoft-com:vml" xmlns:wp14="http://schemas.microsoft.com/office/word/2010/wordprocessingDrawing" xmlns:wp="http://schemas.openxmlformats.org/drawingml/2006/wordprocessingDrawing" xmlns:w10="urn:schemas-microsoft-com:office:word" xmlns:w="http://schemas.openxmlformats.org/wordprocessingml/2006/main" xmlns:w14="http://schemas.microsoft.com/office/word/2010/wordml" xmlns:w15="http://schemas.microsoft.com/office/word/2012/wordml" xmlns:w16cex="http://schemas.microsoft.com/office/word/2018/wordml/cex" xmlns:w16cid="http://schemas.microsoft.com/office/word/2016/wordml/cid" xmlns:w16="http://schemas.microsoft.com/office/word/2018/wordml" xmlns:w16du="http://schemas.microsoft.com/office/word/2023/wordml/word16du" xmlns:w16sdtdh="http://schemas.microsoft.com/office/word/2020/wordml/sdtdatahash" xmlns:w16sdtfl="http://schemas.microsoft.com/office/word/2024/wordml/sdtformatlock" xmlns:w16se="http://schemas.microsoft.com/office/word/2015/wordml/symex" xmlns:wpg="http://schemas.microsoft.com/office/word/2010/wordprocessingGroup" xmlns:wpi="http://schemas.microsoft.com/office/word/2010/wordprocessingInk" xmlns:wne="http://schemas.microsoft.com/office/word/2006/wordml" xmlns:wps="http://schemas.microsoft.com/office/word/2010/wordprocessingShape" mc:Ignorable="w14 w15 w16se w16cid w16 w16cex w16sdtdh w16sdtfl w16du wp14">
   <w:body>
+    <w:p>
+      <w:pPr>
+        <w:numPr>
+          <w:ilvl w:val="0"/>
+          <w:numId w:val="1"/>
+        </w:numPr>
+        <w:rPr>
+          <w:b/>
+          <w:bCs/>
+        </w:rPr>
+      </w:pPr>
+      <w:r>
+        <w:rPr>
+          <w:b/>
+          <w:bCs/>
+        </w:rPr>
+        <w:t xml:space="preserve">Student Name: </w:t>
+      </w:r>
+      <w:r>
+        <w:rPr>
+          <w:b/>
+          <w:bCs/>
+        </w:rPr>
+        <w:t>Pradnya Parab</w:t>
+      </w:r>
+    </w:p>
+    <w:p>
+      <w:pPr>
+        <w:numPr>
+          <w:ilvl w:val="0"/>
+          <w:numId w:val="1"/>
+        </w:numPr>
+        <w:rPr>
+          <w:b/>
+          <w:bCs/>
+        </w:rPr>
+      </w:pPr>
+      <w:r>
+        <w:rPr>
+          <w:b/>
+          <w:bCs/>
+        </w:rPr>
+        <w:t xml:space="preserve">Repository URL: </w:t>
+      </w:r>
+      <w:r>
+        <w:rPr>
+          <w:b/>
+          <w:bCs/>
+        </w:rPr>
+        <w:t>https://github.com/prads31-pixel/multienv-deployment-pradnya.git</w:t>
+      </w:r>
+    </w:p>
+    <w:p>
+      <w:pPr>
+        <w:numPr>
+          <w:ilvl w:val="0"/>
+          <w:numId w:val="1"/>
+        </w:numPr>
+        <w:rPr>
+          <w:b/>
+          <w:bCs/>
+        </w:rPr>
+      </w:pPr>
+      <w:r>
+        <w:rPr>
+          <w:b/>
+          <w:bCs/>
+        </w:rPr>
+        <w:t>Deployment Status: Working</w:t>
+      </w:r>
+    </w:p>
+    <w:p>
+      <w:pPr>
+        <w:numPr>
+          <w:ilvl w:val="0"/>
+          <w:numId w:val="1"/>
+        </w:numPr>
+        <w:rPr>
+          <w:b/>
+          <w:bCs/>
+        </w:rPr>
+      </w:pPr>
+      <w:r>
+        <w:rPr>
+          <w:b/>
+          <w:bCs/>
+        </w:rPr>
+        <w:t>Access URLs:</w:t>
+      </w:r>
+    </w:p>
+    <w:p>
+      <w:pPr>
+        <w:numPr>
+          <w:ilvl w:val="0"/>
+          <w:numId w:val="1"/>
+        </w:numPr>
+        <w:rPr>
+          <w:b/>
+          <w:bCs/>
+        </w:rPr>
+      </w:pPr>
+      <w:r>
+        <w:rPr>
+          <w:b/>
+          <w:bCs/>
+        </w:rPr>
+        <w:t>- Development: http://</w:t>
+      </w:r>
+      <w:r>
+        <w:rPr>
+          <w:b/>
+          <w:bCs/>
+        </w:rPr>
+        <w:t>localhost:</w:t>
+      </w:r>
+      <w:r>
+        <w:rPr>
+          <w:b/>
+          <w:bCs/>
+        </w:rPr>
+        <w:t>3000/dev</w:t>
+      </w:r>
+    </w:p>
+    <w:p>
+      <w:pPr>
+        <w:numPr>
+          <w:ilvl w:val="0"/>
+          <w:numId w:val="1"/>
+        </w:numPr>
+        <w:rPr>
+          <w:b/>
+          <w:bCs/>
+        </w:rPr>
+      </w:pPr>
+      <w:r>
+        <w:rPr>
+          <w:b/>
+          <w:bCs/>
+        </w:rPr>
+        <w:t>- Production: http://</w:t>
+      </w:r>
+      <w:r>
+        <w:rPr>
+          <w:b/>
+          <w:bCs/>
+        </w:rPr>
+        <w:t>localhost</w:t>
+      </w:r>
+      <w:r>
+        <w:rPr>
+          <w:b/>
+          <w:bCs/>
+        </w:rPr>
+        <w:t>:3000/prod</w:t>
+      </w:r>
+    </w:p>
+    <w:p>
+      <w:pPr>
+        <w:numPr>
+          <w:ilvl w:val="0"/>
+          <w:numId w:val="1"/>
+        </w:numPr>
+        <w:rPr>
+          <w:b/>
+          <w:bCs/>
+        </w:rPr>
+      </w:pPr>
+      <w:r>
+        <w:rPr>
+          <w:b/>
+          <w:bCs/>
+        </w:rPr>
+        <w:t>- Frontend: http://</w:t>
+      </w:r>
+      <w:r>
+        <w:rPr>
+          <w:b/>
+          <w:bCs/>
+        </w:rPr>
+        <w:t>localhost</w:t>
+      </w:r>
+      <w:r>
+        <w:rPr>
+          <w:b/>
+          <w:bCs/>
+        </w:rPr>
+        <w:t>:3000</w:t>
+      </w:r>
+    </w:p>
+    <w:p>
+      <w:pPr>
+        <w:numPr>
+          <w:ilvl w:val="0"/>
+          <w:numId w:val="2"/>
+        </w:numPr>
+        <w:rPr>
+          <w:b/>
+          <w:bCs/>
+        </w:rPr>
+      </w:pPr>
+      <w:r>
+        <w:rPr>
+          <w:b/>
+          <w:bCs/>
+        </w:rPr>
+        <w:t xml:space="preserve">Date of Submission: </w:t>
+      </w:r>
+      <w:r>
+        <w:rPr>
+          <w:b/>
+          <w:bCs/>
+        </w:rPr>
+        <w:t>18</w:t>
+      </w:r>
+      <w:r>
+        <w:rPr>
+          <w:b/>
+          <w:bCs/>
+        </w:rPr>
+        <w:t>-</w:t>
+      </w:r>
+      <w:r>
+        <w:rPr>
+          <w:b/>
+          <w:bCs/>
+        </w:rPr>
+        <w:t>10</w:t>
+      </w:r>
+      <w:r>
+        <w:rPr>
+          <w:b/>
+          <w:bCs/>
+        </w:rPr>
+        <w:t>-</w:t>
+      </w:r>
+      <w:r>
+        <w:rPr>
+          <w:b/>
+          <w:bCs/>
+        </w:rPr>
+        <w:t>2026</w:t>
+      </w:r>
+      <w:r>
+        <w:rPr>
+          <w:b/>
+          <w:bCs/>
+        </w:rPr>
+        <w:br/>
+      </w:r>
+    </w:p>
+    <w:p>
+      <w:pPr>
+        <w:numPr>
+          <w:ilvl w:val="0"/>
+          <w:numId w:val="2"/>
+        </w:numPr>
+        <w:rPr>
+          <w:b/>
+          <w:bCs/>
+        </w:rPr>
+      </w:pPr>
+      <w:r>
+        <w:rPr>
+          <w:b/>
+          <w:bCs/>
+        </w:rPr>
+        <w:t>Submit the submission-info.txt file through the designated submission link provided by instructor</w:t>
+      </w:r>
+    </w:p>
+    <w:p>
+      <w:pPr>
+        <w:numPr>
+          <w:ilvl w:val="0"/>
+          <w:numId w:val="2"/>
+        </w:numPr>
+        <w:rPr>
+          <w:b/>
+          <w:bCs/>
+        </w:rPr>
+      </w:pPr>
+      <w:r>
+        <w:rPr>
+          <w:b/>
+          <w:bCs/>
+        </w:rPr>
+        <w:t>Ensure repository is public and accessible for evaluation</w:t>
+      </w:r>
+    </w:p>
+    <w:p>
+      <w:pPr>
+        <w:rPr>
+          <w:b/>
+          <w:bCs/>
+        </w:rPr>
+      </w:pPr>
+    </w:p>
+    <w:p>
+      <w:pPr>
+        <w:rPr>
+          <w:b/>
+          <w:bCs/>
+        </w:rPr>
+      </w:pPr>
+    </w:p>
+    <w:p>
+      <w:pPr>
+        <w:rPr>
+          <w:b/>
+          <w:bCs/>
+        </w:rPr>
+      </w:pPr>
+      <w:r>
+        <w:rPr>
+          <w:b/>
+          <w:bCs/>
+        </w:rPr>
+        <w:t>Dev Environment Application Setup:</w:t>
+      </w:r>
+    </w:p>
+    <w:p>
+      <w:r>
+        <w:t xml:space="preserve"> </w:t>
+      </w:r>
+      <w:r>
+        <w:t>Command to resolve DnsName Cmd:</w:t>
+      </w:r>
+    </w:p>
+    <w:p>
+      <w:pPr>
+        <w:rPr>
+          <w:i/>
+          <w:iCs/>
+        </w:rPr>
+      </w:pPr>
+      <w:r>
+        <w:rPr>
+          <w:i/>
+          <w:iCs/>
+        </w:rPr>
+        <w:t>Resolve-DnsName production.cloudfront.docker.com</w:t>
+      </w:r>
+    </w:p>
+    <w:p>
+      <w:pPr>
+        <w:rPr>
+          <w:i/>
+          <w:iCs/>
+        </w:rPr>
+      </w:pPr>
+      <w:r>
+        <w:rPr>
+          <w:i/>
+          <w:iCs/>
+        </w:rPr>
+        <w:t>Test-NetConnection production.cloudfront.docker.com -Port 443</w:t>
+      </w:r>
+    </w:p>
     <w:p/>
     <w:p>
       <w:r>
-        <w:t>Command to resolve DnsName Cmd:</w:t>
-      </w:r>
-    </w:p>
-    <w:p>
-      <w:r>
-        <w:t>Resolve-DnsName production.cloudfront.docker.com</w:t>
-      </w:r>
-    </w:p>
-    <w:p/>
-    <w:p>
-      <w:r>
+        <w:lastRenderedPageBreak/>
         <w:drawing>
           <wp:inline distT="0" distB="0" distL="0" distR="0" wp14:anchorId="5B033EE7" wp14:editId="29ED2FA8">
             <wp:extent cx="5731510" cy="3222625"/>
@@ -32,7 +379,7 @@
                     <pic:cNvPicPr/>
                   </pic:nvPicPr>
                   <pic:blipFill>
-                    <a:blip r:embed="rId4"/>
+                    <a:blip r:embed="rId5"/>
                     <a:stretch>
                       <a:fillRect/>
                     </a:stretch>
@@ -53,6 +400,411 @@
         </w:drawing>
       </w:r>
     </w:p>
+    <w:p>
+      <w:pPr>
+        <w:rPr>
+          <w:i/>
+          <w:iCs/>
+        </w:rPr>
+      </w:pPr>
+      <w:r>
+        <w:rPr>
+          <w:i/>
+          <w:iCs/>
+        </w:rPr>
+        <w:t>(local setup with times stamp)</w:t>
+      </w:r>
+    </w:p>
+    <w:p>
+      <w:pPr>
+        <w:rPr>
+          <w:b/>
+          <w:bCs/>
+        </w:rPr>
+      </w:pPr>
+      <w:r>
+        <w:rPr>
+          <w:b/>
+          <w:bCs/>
+        </w:rPr>
+        <w:t xml:space="preserve">Commands run locally to install missing dependencies </w:t>
+      </w:r>
+      <w:r>
+        <w:rPr>
+          <w:b/>
+          <w:bCs/>
+        </w:rPr>
+        <w:t>:</w:t>
+      </w:r>
+    </w:p>
+    <w:p>
+      <w:pPr>
+        <w:rPr>
+          <w:i/>
+          <w:iCs/>
+        </w:rPr>
+      </w:pPr>
+      <w:r>
+        <w:rPr>
+          <w:i/>
+          <w:iCs/>
+        </w:rPr>
+        <w:t>docker pull python:3.11-slim</w:t>
+      </w:r>
+    </w:p>
+    <w:p>
+      <w:pPr>
+        <w:rPr>
+          <w:i/>
+          <w:iCs/>
+        </w:rPr>
+      </w:pPr>
+      <w:r>
+        <w:rPr>
+          <w:i/>
+          <w:iCs/>
+        </w:rPr>
+        <w:t>docker pull node:22-bookworm-slim</w:t>
+      </w:r>
+    </w:p>
+    <w:p>
+      <w:r>
+        <w:rPr>
+          <w:i/>
+          <w:iCs/>
+        </w:rPr>
+        <w:t>docker pull nginx:stable-alpine</w:t>
+      </w:r>
+    </w:p>
+    <w:p>
+      <w:r>
+        <w:drawing>
+          <wp:inline distT="0" distB="0" distL="0" distR="0" wp14:anchorId="362B7396" wp14:editId="121D5829">
+            <wp:extent cx="4869180" cy="2736149"/>
+            <wp:effectExtent l="0" t="0" r="7620" b="7620"/>
+            <wp:docPr id="1328738497" name="Picture 1"/>
+            <wp:cNvGraphicFramePr>
+              <a:graphicFrameLocks xmlns:a="http://schemas.openxmlformats.org/drawingml/2006/main" noChangeAspect="1"/>
+            </wp:cNvGraphicFramePr>
+            <a:graphic xmlns:a="http://schemas.openxmlformats.org/drawingml/2006/main">
+              <a:graphicData uri="http://schemas.openxmlformats.org/drawingml/2006/picture">
+                <pic:pic xmlns:pic="http://schemas.openxmlformats.org/drawingml/2006/picture">
+                  <pic:nvPicPr>
+                    <pic:cNvPr id="1328738497" name=""/>
+                    <pic:cNvPicPr/>
+                  </pic:nvPicPr>
+                  <pic:blipFill>
+                    <a:blip r:embed="rId6"/>
+                    <a:stretch>
+                      <a:fillRect/>
+                    </a:stretch>
+                  </pic:blipFill>
+                  <pic:spPr>
+                    <a:xfrm>
+                      <a:off x="0" y="0"/>
+                      <a:ext cx="4874167" cy="2738952"/>
+                    </a:xfrm>
+                    <a:prstGeom prst="rect">
+                      <a:avLst/>
+                    </a:prstGeom>
+                  </pic:spPr>
+                </pic:pic>
+              </a:graphicData>
+            </a:graphic>
+          </wp:inline>
+        </w:drawing>
+      </w:r>
+    </w:p>
+    <w:p/>
+    <w:p>
+      <w:pPr>
+        <w:rPr>
+          <w:b/>
+          <w:bCs/>
+        </w:rPr>
+      </w:pPr>
+      <w:r>
+        <w:rPr>
+          <w:b/>
+          <w:bCs/>
+        </w:rPr>
+        <w:t xml:space="preserve">Docker services running locally </w:t>
+      </w:r>
+    </w:p>
+    <w:p>
+      <w:pPr>
+        <w:rPr>
+          <w:b/>
+          <w:bCs/>
+        </w:rPr>
+      </w:pPr>
+      <w:r>
+        <w:rPr>
+          <w:b/>
+          <w:bCs/>
+        </w:rPr>
+        <w:t xml:space="preserve">Docker services running locally </w:t>
+      </w:r>
+      <w:r>
+        <w:rPr>
+          <w:b/>
+          <w:bCs/>
+        </w:rPr>
+        <w:t xml:space="preserve">- VSCode </w:t>
+      </w:r>
+    </w:p>
+    <w:p>
+      <w:pPr>
+        <w:rPr>
+          <w:b/>
+          <w:bCs/>
+        </w:rPr>
+      </w:pPr>
+      <w:r>
+        <w:rPr>
+          <w:b/>
+          <w:bCs/>
+        </w:rPr>
+        <w:lastRenderedPageBreak/>
+        <w:drawing>
+          <wp:inline distT="0" distB="0" distL="0" distR="0" wp14:anchorId="34177DD2" wp14:editId="72254AB1">
+            <wp:extent cx="5731510" cy="871855"/>
+            <wp:effectExtent l="0" t="0" r="2540" b="4445"/>
+            <wp:docPr id="2117799517" name="Picture 1"/>
+            <wp:cNvGraphicFramePr>
+              <a:graphicFrameLocks xmlns:a="http://schemas.openxmlformats.org/drawingml/2006/main" noChangeAspect="1"/>
+            </wp:cNvGraphicFramePr>
+            <a:graphic xmlns:a="http://schemas.openxmlformats.org/drawingml/2006/main">
+              <a:graphicData uri="http://schemas.openxmlformats.org/drawingml/2006/picture">
+                <pic:pic xmlns:pic="http://schemas.openxmlformats.org/drawingml/2006/picture">
+                  <pic:nvPicPr>
+                    <pic:cNvPr id="2117799517" name=""/>
+                    <pic:cNvPicPr/>
+                  </pic:nvPicPr>
+                  <pic:blipFill>
+                    <a:blip r:embed="rId7"/>
+                    <a:stretch>
+                      <a:fillRect/>
+                    </a:stretch>
+                  </pic:blipFill>
+                  <pic:spPr>
+                    <a:xfrm>
+                      <a:off x="0" y="0"/>
+                      <a:ext cx="5731510" cy="871855"/>
+                    </a:xfrm>
+                    <a:prstGeom prst="rect">
+                      <a:avLst/>
+                    </a:prstGeom>
+                  </pic:spPr>
+                </pic:pic>
+              </a:graphicData>
+            </a:graphic>
+          </wp:inline>
+        </w:drawing>
+      </w:r>
+    </w:p>
+    <w:p>
+      <w:pPr>
+        <w:rPr>
+          <w:b/>
+          <w:bCs/>
+        </w:rPr>
+      </w:pPr>
+      <w:r>
+        <w:rPr>
+          <w:b/>
+          <w:bCs/>
+        </w:rPr>
+        <w:t xml:space="preserve">Docker services running locally </w:t>
+      </w:r>
+      <w:r>
+        <w:rPr>
+          <w:b/>
+          <w:bCs/>
+        </w:rPr>
+        <w:t>-</w:t>
+      </w:r>
+      <w:r>
+        <w:rPr>
+          <w:b/>
+          <w:bCs/>
+        </w:rPr>
+        <w:t xml:space="preserve"> Docker</w:t>
+      </w:r>
+    </w:p>
+    <w:p>
+      <w:r>
+        <w:drawing>
+          <wp:inline distT="0" distB="0" distL="0" distR="0" wp14:anchorId="122A437E" wp14:editId="0501DAB7">
+            <wp:extent cx="5731510" cy="3234055"/>
+            <wp:effectExtent l="0" t="0" r="2540" b="4445"/>
+            <wp:docPr id="515012420" name="Picture 1"/>
+            <wp:cNvGraphicFramePr>
+              <a:graphicFrameLocks xmlns:a="http://schemas.openxmlformats.org/drawingml/2006/main" noChangeAspect="1"/>
+            </wp:cNvGraphicFramePr>
+            <a:graphic xmlns:a="http://schemas.openxmlformats.org/drawingml/2006/main">
+              <a:graphicData uri="http://schemas.openxmlformats.org/drawingml/2006/picture">
+                <pic:pic xmlns:pic="http://schemas.openxmlformats.org/drawingml/2006/picture">
+                  <pic:nvPicPr>
+                    <pic:cNvPr id="515012420" name=""/>
+                    <pic:cNvPicPr/>
+                  </pic:nvPicPr>
+                  <pic:blipFill>
+                    <a:blip r:embed="rId8"/>
+                    <a:stretch>
+                      <a:fillRect/>
+                    </a:stretch>
+                  </pic:blipFill>
+                  <pic:spPr>
+                    <a:xfrm>
+                      <a:off x="0" y="0"/>
+                      <a:ext cx="5731510" cy="3234055"/>
+                    </a:xfrm>
+                    <a:prstGeom prst="rect">
+                      <a:avLst/>
+                    </a:prstGeom>
+                  </pic:spPr>
+                </pic:pic>
+              </a:graphicData>
+            </a:graphic>
+          </wp:inline>
+        </w:drawing>
+      </w:r>
+    </w:p>
+    <w:p/>
+    <w:p>
+      <w:pPr>
+        <w:rPr>
+          <w:b/>
+          <w:bCs/>
+        </w:rPr>
+      </w:pPr>
+      <w:r>
+        <w:rPr>
+          <w:b/>
+          <w:bCs/>
+        </w:rPr>
+        <w:t xml:space="preserve">Application working locally. </w:t>
+      </w:r>
+    </w:p>
+    <w:p>
+      <w:r>
+        <w:drawing>
+          <wp:inline distT="0" distB="0" distL="0" distR="0" wp14:anchorId="2ACF46DD" wp14:editId="22E381A0">
+            <wp:extent cx="5731510" cy="2748915"/>
+            <wp:effectExtent l="0" t="0" r="2540" b="0"/>
+            <wp:docPr id="27791489" name="Picture 1"/>
+            <wp:cNvGraphicFramePr>
+              <a:graphicFrameLocks xmlns:a="http://schemas.openxmlformats.org/drawingml/2006/main" noChangeAspect="1"/>
+            </wp:cNvGraphicFramePr>
+            <a:graphic xmlns:a="http://schemas.openxmlformats.org/drawingml/2006/main">
+              <a:graphicData uri="http://schemas.openxmlformats.org/drawingml/2006/picture">
+                <pic:pic xmlns:pic="http://schemas.openxmlformats.org/drawingml/2006/picture">
+                  <pic:nvPicPr>
+                    <pic:cNvPr id="27791489" name=""/>
+                    <pic:cNvPicPr/>
+                  </pic:nvPicPr>
+                  <pic:blipFill>
+                    <a:blip r:embed="rId9"/>
+                    <a:stretch>
+                      <a:fillRect/>
+                    </a:stretch>
+                  </pic:blipFill>
+                  <pic:spPr>
+                    <a:xfrm>
+                      <a:off x="0" y="0"/>
+                      <a:ext cx="5731510" cy="2748915"/>
+                    </a:xfrm>
+                    <a:prstGeom prst="rect">
+                      <a:avLst/>
+                    </a:prstGeom>
+                  </pic:spPr>
+                </pic:pic>
+              </a:graphicData>
+            </a:graphic>
+          </wp:inline>
+        </w:drawing>
+      </w:r>
+    </w:p>
+    <w:p>
+      <w:r>
+        <w:lastRenderedPageBreak/>
+        <w:drawing>
+          <wp:inline distT="0" distB="0" distL="0" distR="0" wp14:anchorId="46F1D685" wp14:editId="061A19FA">
+            <wp:extent cx="5731510" cy="1726565"/>
+            <wp:effectExtent l="0" t="0" r="2540" b="6985"/>
+            <wp:docPr id="1224670185" name="Picture 1"/>
+            <wp:cNvGraphicFramePr>
+              <a:graphicFrameLocks xmlns:a="http://schemas.openxmlformats.org/drawingml/2006/main" noChangeAspect="1"/>
+            </wp:cNvGraphicFramePr>
+            <a:graphic xmlns:a="http://schemas.openxmlformats.org/drawingml/2006/main">
+              <a:graphicData uri="http://schemas.openxmlformats.org/drawingml/2006/picture">
+                <pic:pic xmlns:pic="http://schemas.openxmlformats.org/drawingml/2006/picture">
+                  <pic:nvPicPr>
+                    <pic:cNvPr id="1224670185" name=""/>
+                    <pic:cNvPicPr/>
+                  </pic:nvPicPr>
+                  <pic:blipFill>
+                    <a:blip r:embed="rId10"/>
+                    <a:stretch>
+                      <a:fillRect/>
+                    </a:stretch>
+                  </pic:blipFill>
+                  <pic:spPr>
+                    <a:xfrm>
+                      <a:off x="0" y="0"/>
+                      <a:ext cx="5731510" cy="1726565"/>
+                    </a:xfrm>
+                    <a:prstGeom prst="rect">
+                      <a:avLst/>
+                    </a:prstGeom>
+                  </pic:spPr>
+                </pic:pic>
+              </a:graphicData>
+            </a:graphic>
+          </wp:inline>
+        </w:drawing>
+      </w:r>
+    </w:p>
+    <w:p>
+      <w:r>
+        <w:drawing>
+          <wp:inline distT="0" distB="0" distL="0" distR="0" wp14:anchorId="4194D11C" wp14:editId="0FF93C95">
+            <wp:extent cx="5731510" cy="2193925"/>
+            <wp:effectExtent l="0" t="0" r="2540" b="0"/>
+            <wp:docPr id="265249007" name="Picture 1"/>
+            <wp:cNvGraphicFramePr>
+              <a:graphicFrameLocks xmlns:a="http://schemas.openxmlformats.org/drawingml/2006/main" noChangeAspect="1"/>
+            </wp:cNvGraphicFramePr>
+            <a:graphic xmlns:a="http://schemas.openxmlformats.org/drawingml/2006/main">
+              <a:graphicData uri="http://schemas.openxmlformats.org/drawingml/2006/picture">
+                <pic:pic xmlns:pic="http://schemas.openxmlformats.org/drawingml/2006/picture">
+                  <pic:nvPicPr>
+                    <pic:cNvPr id="265249007" name=""/>
+                    <pic:cNvPicPr/>
+                  </pic:nvPicPr>
+                  <pic:blipFill>
+                    <a:blip r:embed="rId11"/>
+                    <a:stretch>
+                      <a:fillRect/>
+                    </a:stretch>
+                  </pic:blipFill>
+                  <pic:spPr>
+                    <a:xfrm>
+                      <a:off x="0" y="0"/>
+                      <a:ext cx="5731510" cy="2193925"/>
+                    </a:xfrm>
+                    <a:prstGeom prst="rect">
+                      <a:avLst/>
+                    </a:prstGeom>
+                  </pic:spPr>
+                </pic:pic>
+              </a:graphicData>
+            </a:graphic>
+          </wp:inline>
+        </w:drawing>
+      </w:r>
+    </w:p>
     <w:sectPr>
       <w:pgSz w:w="11906" w:h="16838"/>
       <w:pgMar w:top="1440" w:right="1440" w:bottom="1440" w:left="1440" w:header="708" w:footer="708" w:gutter="0"/>
@@ -61,6 +813,279 @@
     </w:sectPr>
   </w:body>
 </w:document>
+</file>
+
+<file path=word/numbering.xml><?xml version="1.0" encoding="utf-8"?>
+<w:numbering xmlns:wpc="http://schemas.microsoft.com/office/word/2010/wordprocessingCanvas" xmlns:cx="http://schemas.microsoft.com/office/drawing/2014/chartex" xmlns:cx1="http://schemas.microsoft.com/office/drawing/2015/9/8/chartex" xmlns:cx2="http://schemas.microsoft.com/office/drawing/2015/10/21/chartex" xmlns:cx3="http://schemas.microsoft.com/office/drawing/2016/5/9/chartex" xmlns:cx4="http://schemas.microsoft.com/office/drawing/2016/5/10/chartex" xmlns:cx5="http://schemas.microsoft.com/office/drawing/2016/5/11/chartex" xmlns:cx6="http://schemas.microsoft.com/office/drawing/2016/5/12/chartex" xmlns:cx7="http://schemas.microsoft.com/office/drawing/2016/5/13/chartex" xmlns:cx8="http://schemas.microsoft.com/office/drawing/2016/5/14/chartex" xmlns:mc="http://schemas.openxmlformats.org/markup-compatibility/2006" xmlns:aink="http://schemas.microsoft.com/office/drawing/2016/ink" xmlns:am3d="http://schemas.microsoft.com/office/drawing/2017/model3d" xmlns:o="urn:schemas-microsoft-com:office:office" xmlns:oel="http://schemas.microsoft.com/office/2019/extlst" xmlns:r="http://schemas.openxmlformats.org/officeDocument/2006/relationships" xmlns:m="http://schemas.openxmlformats.org/officeDocument/2006/math" xmlns:v="urn:schemas-microsoft-com:vml" xmlns:wp14="http://schemas.microsoft.com/office/word/2010/wordprocessingDrawing" xmlns:wp="http://schemas.openxmlformats.org/drawingml/2006/wordprocessingDrawing" xmlns:w10="urn:schemas-microsoft-com:office:word" xmlns:w="http://schemas.openxmlformats.org/wordprocessingml/2006/main" xmlns:w14="http://schemas.microsoft.com/office/word/2010/wordml" xmlns:w15="http://schemas.microsoft.com/office/word/2012/wordml" xmlns:w16cex="http://schemas.microsoft.com/office/word/2018/wordml/cex" xmlns:w16cid="http://schemas.microsoft.com/office/word/2016/wordml/cid" xmlns:w16="http://schemas.microsoft.com/office/word/2018/wordml" xmlns:w16du="http://schemas.microsoft.com/office/word/2023/wordml/word16du" xmlns:w16sdtdh="http://schemas.microsoft.com/office/word/2020/wordml/sdtdatahash" xmlns:w16sdtfl="http://schemas.microsoft.com/office/word/2024/wordml/sdtformatlock" xmlns:w16se="http://schemas.microsoft.com/office/word/2015/wordml/symex" xmlns:wpg="http://schemas.microsoft.com/office/word/2010/wordprocessingGroup" xmlns:wpi="http://schemas.microsoft.com/office/word/2010/wordprocessingInk" xmlns:wne="http://schemas.microsoft.com/office/word/2006/wordml" xmlns:wps="http://schemas.microsoft.com/office/word/2010/wordprocessingShape" mc:Ignorable="w14 w15 w16se w16cid w16 w16cex w16sdtdh w16sdtfl w16du wp14">
+  <w:abstractNum w:abstractNumId="0" w15:restartNumberingAfterBreak="0">
+    <w:nsid w:val="10C80A15"/>
+    <w:multiLevelType w:val="multilevel"/>
+    <w:tmpl w:val="12B861E0"/>
+    <w:lvl w:ilvl="0">
+      <w:start w:val="2"/>
+      <w:numFmt w:val="decimal"/>
+      <w:lvlText w:val="%1."/>
+      <w:lvlJc w:val="left"/>
+      <w:pPr>
+        <w:tabs>
+          <w:tab w:val="num" w:pos="720"/>
+        </w:tabs>
+        <w:ind w:left="720" w:hanging="360"/>
+      </w:pPr>
+    </w:lvl>
+    <w:lvl w:ilvl="1" w:tentative="1">
+      <w:start w:val="1"/>
+      <w:numFmt w:val="decimal"/>
+      <w:lvlText w:val="%2."/>
+      <w:lvlJc w:val="left"/>
+      <w:pPr>
+        <w:tabs>
+          <w:tab w:val="num" w:pos="1440"/>
+        </w:tabs>
+        <w:ind w:left="1440" w:hanging="360"/>
+      </w:pPr>
+    </w:lvl>
+    <w:lvl w:ilvl="2" w:tentative="1">
+      <w:start w:val="1"/>
+      <w:numFmt w:val="decimal"/>
+      <w:lvlText w:val="%3."/>
+      <w:lvlJc w:val="left"/>
+      <w:pPr>
+        <w:tabs>
+          <w:tab w:val="num" w:pos="2160"/>
+        </w:tabs>
+        <w:ind w:left="2160" w:hanging="360"/>
+      </w:pPr>
+    </w:lvl>
+    <w:lvl w:ilvl="3" w:tentative="1">
+      <w:start w:val="1"/>
+      <w:numFmt w:val="decimal"/>
+      <w:lvlText w:val="%4."/>
+      <w:lvlJc w:val="left"/>
+      <w:pPr>
+        <w:tabs>
+          <w:tab w:val="num" w:pos="2880"/>
+        </w:tabs>
+        <w:ind w:left="2880" w:hanging="360"/>
+      </w:pPr>
+    </w:lvl>
+    <w:lvl w:ilvl="4" w:tentative="1">
+      <w:start w:val="1"/>
+      <w:numFmt w:val="decimal"/>
+      <w:lvlText w:val="%5."/>
+      <w:lvlJc w:val="left"/>
+      <w:pPr>
+        <w:tabs>
+          <w:tab w:val="num" w:pos="3600"/>
+        </w:tabs>
+        <w:ind w:left="3600" w:hanging="360"/>
+      </w:pPr>
+    </w:lvl>
+    <w:lvl w:ilvl="5" w:tentative="1">
+      <w:start w:val="1"/>
+      <w:numFmt w:val="decimal"/>
+      <w:lvlText w:val="%6."/>
+      <w:lvlJc w:val="left"/>
+      <w:pPr>
+        <w:tabs>
+          <w:tab w:val="num" w:pos="4320"/>
+        </w:tabs>
+        <w:ind w:left="4320" w:hanging="360"/>
+      </w:pPr>
+    </w:lvl>
+    <w:lvl w:ilvl="6" w:tentative="1">
+      <w:start w:val="1"/>
+      <w:numFmt w:val="decimal"/>
+      <w:lvlText w:val="%7."/>
+      <w:lvlJc w:val="left"/>
+      <w:pPr>
+        <w:tabs>
+          <w:tab w:val="num" w:pos="5040"/>
+        </w:tabs>
+        <w:ind w:left="5040" w:hanging="360"/>
+      </w:pPr>
+    </w:lvl>
+    <w:lvl w:ilvl="7" w:tentative="1">
+      <w:start w:val="1"/>
+      <w:numFmt w:val="decimal"/>
+      <w:lvlText w:val="%8."/>
+      <w:lvlJc w:val="left"/>
+      <w:pPr>
+        <w:tabs>
+          <w:tab w:val="num" w:pos="5760"/>
+        </w:tabs>
+        <w:ind w:left="5760" w:hanging="360"/>
+      </w:pPr>
+    </w:lvl>
+    <w:lvl w:ilvl="8" w:tentative="1">
+      <w:start w:val="1"/>
+      <w:numFmt w:val="decimal"/>
+      <w:lvlText w:val="%9."/>
+      <w:lvlJc w:val="left"/>
+      <w:pPr>
+        <w:tabs>
+          <w:tab w:val="num" w:pos="6480"/>
+        </w:tabs>
+        <w:ind w:left="6480" w:hanging="360"/>
+      </w:pPr>
+    </w:lvl>
+  </w:abstractNum>
+  <w:abstractNum w:abstractNumId="1" w15:restartNumberingAfterBreak="0">
+    <w:nsid w:val="3E272288"/>
+    <w:multiLevelType w:val="multilevel"/>
+    <w:tmpl w:val="CC9AB490"/>
+    <w:lvl w:ilvl="0">
+      <w:start w:val="1"/>
+      <w:numFmt w:val="bullet"/>
+      <w:lvlText w:val=""/>
+      <w:lvlJc w:val="left"/>
+      <w:pPr>
+        <w:tabs>
+          <w:tab w:val="num" w:pos="720"/>
+        </w:tabs>
+        <w:ind w:left="720" w:hanging="360"/>
+      </w:pPr>
+      <w:rPr>
+        <w:rFonts w:ascii="Symbol" w:hAnsi="Symbol" w:hint="default"/>
+        <w:sz w:val="20"/>
+      </w:rPr>
+    </w:lvl>
+    <w:lvl w:ilvl="1" w:tentative="1">
+      <w:start w:val="1"/>
+      <w:numFmt w:val="bullet"/>
+      <w:lvlText w:val="o"/>
+      <w:lvlJc w:val="left"/>
+      <w:pPr>
+        <w:tabs>
+          <w:tab w:val="num" w:pos="1440"/>
+        </w:tabs>
+        <w:ind w:left="1440" w:hanging="360"/>
+      </w:pPr>
+      <w:rPr>
+        <w:rFonts w:ascii="Courier New" w:hAnsi="Courier New" w:hint="default"/>
+        <w:sz w:val="20"/>
+      </w:rPr>
+    </w:lvl>
+    <w:lvl w:ilvl="2" w:tentative="1">
+      <w:start w:val="1"/>
+      <w:numFmt w:val="bullet"/>
+      <w:lvlText w:val=""/>
+      <w:lvlJc w:val="left"/>
+      <w:pPr>
+        <w:tabs>
+          <w:tab w:val="num" w:pos="2160"/>
+        </w:tabs>
+        <w:ind w:left="2160" w:hanging="360"/>
+      </w:pPr>
+      <w:rPr>
+        <w:rFonts w:ascii="Wingdings" w:hAnsi="Wingdings" w:hint="default"/>
+        <w:sz w:val="20"/>
+      </w:rPr>
+    </w:lvl>
+    <w:lvl w:ilvl="3" w:tentative="1">
+      <w:start w:val="1"/>
+      <w:numFmt w:val="bullet"/>
+      <w:lvlText w:val=""/>
+      <w:lvlJc w:val="left"/>
+      <w:pPr>
+        <w:tabs>
+          <w:tab w:val="num" w:pos="2880"/>
+        </w:tabs>
+        <w:ind w:left="2880" w:hanging="360"/>
+      </w:pPr>
+      <w:rPr>
+        <w:rFonts w:ascii="Wingdings" w:hAnsi="Wingdings" w:hint="default"/>
+        <w:sz w:val="20"/>
+      </w:rPr>
+    </w:lvl>
+    <w:lvl w:ilvl="4" w:tentative="1">
+      <w:start w:val="1"/>
+      <w:numFmt w:val="bullet"/>
+      <w:lvlText w:val=""/>
+      <w:lvlJc w:val="left"/>
+      <w:pPr>
+        <w:tabs>
+          <w:tab w:val="num" w:pos="3600"/>
+        </w:tabs>
+        <w:ind w:left="3600" w:hanging="360"/>
+      </w:pPr>
+      <w:rPr>
+        <w:rFonts w:ascii="Wingdings" w:hAnsi="Wingdings" w:hint="default"/>
+        <w:sz w:val="20"/>
+      </w:rPr>
+    </w:lvl>
+    <w:lvl w:ilvl="5" w:tentative="1">
+      <w:start w:val="1"/>
+      <w:numFmt w:val="bullet"/>
+      <w:lvlText w:val=""/>
+      <w:lvlJc w:val="left"/>
+      <w:pPr>
+        <w:tabs>
+          <w:tab w:val="num" w:pos="4320"/>
+        </w:tabs>
+        <w:ind w:left="4320" w:hanging="360"/>
+      </w:pPr>
+      <w:rPr>
+        <w:rFonts w:ascii="Wingdings" w:hAnsi="Wingdings" w:hint="default"/>
+        <w:sz w:val="20"/>
+      </w:rPr>
+    </w:lvl>
+    <w:lvl w:ilvl="6" w:tentative="1">
+      <w:start w:val="1"/>
+      <w:numFmt w:val="bullet"/>
+      <w:lvlText w:val=""/>
+      <w:lvlJc w:val="left"/>
+      <w:pPr>
+        <w:tabs>
+          <w:tab w:val="num" w:pos="5040"/>
+        </w:tabs>
+        <w:ind w:left="5040" w:hanging="360"/>
+      </w:pPr>
+      <w:rPr>
+        <w:rFonts w:ascii="Wingdings" w:hAnsi="Wingdings" w:hint="default"/>
+        <w:sz w:val="20"/>
+      </w:rPr>
+    </w:lvl>
+    <w:lvl w:ilvl="7" w:tentative="1">
+      <w:start w:val="1"/>
+      <w:numFmt w:val="bullet"/>
+      <w:lvlText w:val=""/>
+      <w:lvlJc w:val="left"/>
+      <w:pPr>
+        <w:tabs>
+          <w:tab w:val="num" w:pos="5760"/>
+        </w:tabs>
+        <w:ind w:left="5760" w:hanging="360"/>
+      </w:pPr>
+      <w:rPr>
+        <w:rFonts w:ascii="Wingdings" w:hAnsi="Wingdings" w:hint="default"/>
+        <w:sz w:val="20"/>
+      </w:rPr>
+    </w:lvl>
+    <w:lvl w:ilvl="8" w:tentative="1">
+      <w:start w:val="1"/>
+      <w:numFmt w:val="bullet"/>
+      <w:lvlText w:val=""/>
+      <w:lvlJc w:val="left"/>
+      <w:pPr>
+        <w:tabs>
+          <w:tab w:val="num" w:pos="6480"/>
+        </w:tabs>
+        <w:ind w:left="6480" w:hanging="360"/>
+      </w:pPr>
+      <w:rPr>
+        <w:rFonts w:ascii="Wingdings" w:hAnsi="Wingdings" w:hint="default"/>
+        <w:sz w:val="20"/>
+      </w:rPr>
+    </w:lvl>
+  </w:abstractNum>
+  <w:num w:numId="1" w16cid:durableId="1087271673">
+    <w:abstractNumId w:val="1"/>
+  </w:num>
+  <w:num w:numId="2" w16cid:durableId="421337626">
+    <w:abstractNumId w:val="0"/>
+  </w:num>
+</w:numbering>
 </file>
 
 <file path=word/styles.xml><?xml version="1.0" encoding="utf-8"?>
@@ -666,7 +1691,6 @@
   <w:style w:type="character" w:default="1" w:styleId="DefaultParagraphFont">
     <w:name w:val="Default Paragraph Font"/>
     <w:uiPriority w:val="1"/>
-    <w:semiHidden/>
     <w:unhideWhenUsed/>
   </w:style>
   <w:style w:type="table" w:default="1" w:styleId="TableNormal">
